--- a/docs/Metan_Руководство_пользователя.docx
+++ b/docs/Metan_Руководство_пользователя.docx
@@ -859,9 +859,9 @@
       <w:r>
         <w:drawing>
           <wp:inline distT="0" distB="0" distL="0" distR="0">
-            <wp:extent cx="4381500" cy="2790825"/>
+            <wp:extent cx="4381500" cy="2466975"/>
             <wp:effectExtent t="0" r="0" b="0" l="0"/>
-            <wp:docPr id="1" name="splash.png" descr="Заставка «Старт ракеты» с полосой загрузки" title="Заставка «Старт ракеты» с полосой загрузки"/>
+            <wp:docPr id="1" name="splash.png" descr="Заставка «Рассвет на космодроме» с полосой загрузки" title="Заставка «Рассвет на космодроме» с полосой загрузки"/>
             <wp:cNvGraphicFramePr>
               <a:graphicFrameLocks xmlns:a="http://schemas.openxmlformats.org/drawingml/2006/main" noChangeAspect="1"/>
             </wp:cNvGraphicFramePr>
@@ -884,7 +884,7 @@
                   <pic:spPr bwMode="auto">
                     <a:xfrm>
                       <a:off x="0" y="0"/>
-                      <a:ext cx="4381500" cy="2790825"/>
+                      <a:ext cx="4381500" cy="2466975"/>
                     </a:xfrm>
                     <a:prstGeom prst="rect">
                       <a:avLst/>
@@ -910,7 +910,7 @@
           <w:sz w:val="20"/>
           <w:szCs w:val="20"/>
         </w:rPr>
-        <w:t xml:space="preserve">Рисунок 1 – Заставка «Старт ракеты» с полосой загрузки</w:t>
+        <w:t xml:space="preserve">Рисунок 1 – Заставка «Рассвет на космодроме» с полосой загрузки</w:t>
       </w:r>
     </w:p>
     <w:tbl>
@@ -9419,7 +9419,7 @@
                 <w:sz w:val="19"/>
                 <w:szCs w:val="19"/>
               </w:rPr>
-              <w:t xml:space="preserve">Старт ракеты, Камера сгорания, Полёт к планете, Из Фортрана в Питон или без заставки</w:t>
+              <w:t xml:space="preserve">Рассвет на космодроме, Огневые испытания, Чертёж оживает (по данным расчёта), Ночной город, а также четыре простые заставки первой версии или без заставки</w:t>
             </w:r>
           </w:p>
         </w:tc>

--- a/docs/Metan_Руководство_пользователя.docx
+++ b/docs/Metan_Руководство_пользователя.docx
@@ -861,7 +861,7 @@
           <wp:inline distT="0" distB="0" distL="0" distR="0">
             <wp:extent cx="4381500" cy="2466975"/>
             <wp:effectExtent t="0" r="0" b="0" l="0"/>
-            <wp:docPr id="1" name="splash.png" descr="Заставка «Рассвет на космодроме» с полосой загрузки" title="Заставка «Рассвет на космодроме» с полосой загрузки"/>
+            <wp:docPr id="1" name="splash.png" descr="Заставка «Ночной город» с полосой загрузки" title="Заставка «Ночной город» с полосой загрузки"/>
             <wp:cNvGraphicFramePr>
               <a:graphicFrameLocks xmlns:a="http://schemas.openxmlformats.org/drawingml/2006/main" noChangeAspect="1"/>
             </wp:cNvGraphicFramePr>
@@ -910,7 +910,7 @@
           <w:sz w:val="20"/>
           <w:szCs w:val="20"/>
         </w:rPr>
-        <w:t xml:space="preserve">Рисунок 1 – Заставка «Рассвет на космодроме» с полосой загрузки</w:t>
+        <w:t xml:space="preserve">Рисунок 1 – Заставка «Ночной город» с полосой загрузки</w:t>
       </w:r>
     </w:p>
     <w:tbl>
@@ -9419,7 +9419,7 @@
                 <w:sz w:val="19"/>
                 <w:szCs w:val="19"/>
               </w:rPr>
-              <w:t xml:space="preserve">Рассвет на космодроме, Огневые испытания, Чертёж оживает (по данным расчёта), Ночной город, а также четыре простые заставки первой версии или без заставки</w:t>
+              <w:t xml:space="preserve">Ночной город (по умолчанию), Рассвет на космодроме, Огневые испытания, Чертёж оживает (по данным расчёта), а также четыре простые заставки первой версии или без заставки</w:t>
             </w:r>
           </w:p>
         </w:tc>

--- a/docs/Metan_Руководство_пользователя.docx
+++ b/docs/Metan_Руководство_пользователя.docx
@@ -847,7 +847,7 @@
         <w:spacing w:after="120" w:line="300"/>
       </w:pPr>
       <w:r>
-        <w:t xml:space="preserve">При запуске показывается анимированная пиксельная заставка. Пока она идёт, программа загружает библиотеки и компилирует вычислительное ядро (numba), поэтому первый расчёт после запуска начинается сразу. В exe-версии подготовка занимает 10–30 секунд, при запуске через Python – несколько секунд. Сюжет заставки выбирается в меню (раздел 9).</w:t>
+        <w:t xml:space="preserve">При запуске показывается анимированная пиксельная заставка в цветах выбранной темы: в тёмной теме – ночной город, в светлой – город днём. Пока она идёт, программа загружает библиотеки и компилирует вычислительное ядро (numba), поэтому первый расчёт после запуска начинается сразу. В exe-версии подготовка занимает 10–30 секунд, при запуске через Python – несколько секунд. Сюжет заставки выбирается в меню (раздел 9).</w:t>
       </w:r>
     </w:p>
     <w:p>
@@ -859,9 +859,9 @@
       <w:r>
         <w:drawing>
           <wp:inline distT="0" distB="0" distL="0" distR="0">
-            <wp:extent cx="4381500" cy="2466975"/>
+            <wp:extent cx="4381500" cy="2705100"/>
             <wp:effectExtent t="0" r="0" b="0" l="0"/>
-            <wp:docPr id="1" name="splash.png" descr="Заставка «Ночной город» с полосой загрузки" title="Заставка «Ночной город» с полосой загрузки"/>
+            <wp:docPr id="1" name="splash.png" descr="Заставка «Город у реки» в светлой теме" title="Заставка «Город у реки» в светлой теме"/>
             <wp:cNvGraphicFramePr>
               <a:graphicFrameLocks xmlns:a="http://schemas.openxmlformats.org/drawingml/2006/main" noChangeAspect="1"/>
             </wp:cNvGraphicFramePr>
@@ -884,7 +884,7 @@
                   <pic:spPr bwMode="auto">
                     <a:xfrm>
                       <a:off x="0" y="0"/>
-                      <a:ext cx="4381500" cy="2466975"/>
+                      <a:ext cx="4381500" cy="2705100"/>
                     </a:xfrm>
                     <a:prstGeom prst="rect">
                       <a:avLst/>
@@ -910,7 +910,7 @@
           <w:sz w:val="20"/>
           <w:szCs w:val="20"/>
         </w:rPr>
-        <w:t xml:space="preserve">Рисунок 1 – Заставка «Ночной город» с полосой загрузки</w:t>
+        <w:t xml:space="preserve">Рисунок 1 – Заставка «Город у реки» в светлой теме</w:t>
       </w:r>
     </w:p>
     <w:tbl>
@@ -9419,7 +9419,7 @@
                 <w:sz w:val="19"/>
                 <w:szCs w:val="19"/>
               </w:rPr>
-              <w:t xml:space="preserve">Ночной город (по умолчанию), Рассвет на космодроме, Огневые испытания, Чертёж оживает (по данным расчёта), а также четыре простые заставки первой версии или без заставки</w:t>
+              <w:t xml:space="preserve">Город у реки (по умолчанию; в тёмной теме – ночь, в светлой – день), Рассвет на космодроме, Огневые испытания, Чертёж оживает (по данным расчёта), а также четыре простые заставки первой версии или без заставки</w:t>
             </w:r>
           </w:p>
         </w:tc>

--- a/docs/Metan_Руководство_пользователя.docx
+++ b/docs/Metan_Руководство_пользователя.docx
@@ -105,7 +105,7 @@
           <w:sz w:val="24"/>
           <w:szCs w:val="24"/>
         </w:rPr>
-        <w:t xml:space="preserve">Версия программы 1.1.0</w:t>
+        <w:t xml:space="preserve">Версия программы 1.2.0</w:t>
       </w:r>
     </w:p>
     <w:p>
@@ -258,7 +258,15 @@
         <w:t xml:space="preserve">коэффициент полноты сгорания Fkomp</w:t>
       </w:r>
       <w:r>
-        <w:t xml:space="preserve"> (1 – топливо сгорело полностью). При α ≤ 1 он считается по окислителю, при α &gt; 1 – по горючему.</w:t>
+        <w:t xml:space="preserve"> (1 – сгорело всё горючее, которое могло сгореть при данном α) и комплекс FIbeta (влияние неравномерности смешения на расходный комплекс β).</w:t>
+      </w:r>
+    </w:p>
+    <w:p>
+      <w:pPr>
+        <w:spacing w:after="120" w:line="300"/>
+      </w:pPr>
+      <w:r>
+        <w:t xml:space="preserve">В исходной программе эти коэффициенты считались разными формулами при α ≤ 1 и α &gt; 1, и формулы были верны не при всех α (раздел 5.2). По умолчанию используются исправленные формулы, правильные при любом α; точный расчёт как в Фортране включается параметром «Формулы Fkomp и FIbeta» = original.</w:t>
       </w:r>
     </w:p>
     <w:p>
@@ -399,6 +407,70 @@
                 <w:sz w:val="19"/>
                 <w:szCs w:val="19"/>
               </w:rPr>
+              <w:t xml:space="preserve">Metan-Setup.exe</w:t>
+            </w:r>
+          </w:p>
+        </w:tc>
+        <w:tc>
+          <w:tcPr>
+            <w:tcW w:type="dxa" w:w="5838"/>
+            <w:tcBorders>
+              <w:top w:val="single" w:color="D3DBD9" w:sz="4"/>
+              <w:left w:val="single" w:color="D3DBD9" w:sz="4"/>
+              <w:bottom w:val="single" w:color="D3DBD9" w:sz="4"/>
+              <w:right w:val="single" w:color="D3DBD9" w:sz="4"/>
+            </w:tcBorders>
+            <w:tcMar>
+              <w:top w:type="dxa" w:w="60"/>
+              <w:left w:type="dxa" w:w="100"/>
+              <w:bottom w:type="dxa" w:w="60"/>
+              <w:right w:type="dxa" w:w="100"/>
+            </w:tcMar>
+          </w:tcPr>
+          <w:p>
+            <w:pPr>
+              <w:spacing w:after="0"/>
+            </w:pPr>
+            <w:r>
+              <w:rPr>
+                <w:b w:val="false"/>
+                <w:bCs w:val="false"/>
+                <w:sz w:val="19"/>
+                <w:szCs w:val="19"/>
+              </w:rPr>
+              <w:t xml:space="preserve">Установщик: ставит программу, значок на рабочем столе и в меню «Пуск»</w:t>
+            </w:r>
+          </w:p>
+        </w:tc>
+      </w:tr>
+      <w:tr>
+        <w:tc>
+          <w:tcPr>
+            <w:tcW w:type="dxa" w:w="3800"/>
+            <w:tcBorders>
+              <w:top w:val="single" w:color="D3DBD9" w:sz="4"/>
+              <w:left w:val="single" w:color="D3DBD9" w:sz="4"/>
+              <w:bottom w:val="single" w:color="D3DBD9" w:sz="4"/>
+              <w:right w:val="single" w:color="D3DBD9" w:sz="4"/>
+            </w:tcBorders>
+            <w:tcMar>
+              <w:top w:type="dxa" w:w="60"/>
+              <w:left w:type="dxa" w:w="100"/>
+              <w:bottom w:type="dxa" w:w="60"/>
+              <w:right w:type="dxa" w:w="100"/>
+            </w:tcMar>
+          </w:tcPr>
+          <w:p>
+            <w:pPr>
+              <w:spacing w:after="0"/>
+            </w:pPr>
+            <w:r>
+              <w:rPr>
+                <w:b w:val="false"/>
+                <w:bCs w:val="false"/>
+                <w:sz w:val="19"/>
+                <w:szCs w:val="19"/>
+              </w:rPr>
               <w:t xml:space="preserve">Metan.exe (папка Metan)</w:t>
             </w:r>
           </w:p>
@@ -730,7 +802,7 @@
         <w:spacing w:after="120" w:before="280"/>
       </w:pPr>
       <w:r>
-        <w:t xml:space="preserve">2.1. Готовая программа (exe)</w:t>
+        <w:t xml:space="preserve">2.1. Установщик (рекомендуется)</w:t>
       </w:r>
     </w:p>
     <w:p>
@@ -743,7 +815,7 @@
         <w:spacing w:after="60" w:line="280"/>
       </w:pPr>
       <w:r>
-        <w:t xml:space="preserve">Скачайте архив Metan-windows (со страницы сборки GitHub Actions или от автора).</w:t>
+        <w:t xml:space="preserve">Скачайте Metan-Setup.exe со страницы Releases репозитория (github.com/HitHalera-cyber/metan/releases) или от автора.</w:t>
       </w:r>
     </w:p>
     <w:p>
@@ -756,7 +828,7 @@
         <w:spacing w:after="60" w:line="280"/>
       </w:pPr>
       <w:r>
-        <w:t xml:space="preserve">Распакуйте его целиком в любую папку, например C:\Metan. Рядом с Metan.exe должна лежать папка _internal – без неё программа не запустится.</w:t>
+        <w:t xml:space="preserve">Запустите его. Если Windows покажет «Система Windows защитила ваш компьютер», нажмите «Подробнее» → «Выполнить в любом случае».</w:t>
       </w:r>
     </w:p>
     <w:p>
@@ -769,7 +841,7 @@
         <w:spacing w:after="60" w:line="280"/>
       </w:pPr>
       <w:r>
-        <w:t xml:space="preserve">Запустите Metan.exe. Если Windows покажет «Windows защитила ваш компьютер», нажмите «Подробнее» → «Выполнить в любом случае» (программа не подписана цифровой подписью).</w:t>
+        <w:t xml:space="preserve">Нажимайте «Далее». Права администратора и Python не нужны – всё необходимое уже внутри установщика. По умолчанию программа ставится в папку пользователя; при желании можно выбрать установку для всех пользователей.</w:t>
       </w:r>
     </w:p>
     <w:p>
@@ -782,7 +854,15 @@
         <w:spacing w:after="60" w:line="280"/>
       </w:pPr>
       <w:r>
-        <w:t xml:space="preserve">Чтобы создать ярлык с ракетой на рабочем столе, запустите create_shortcut.bat из той же папки.</w:t>
+        <w:t xml:space="preserve">После установки значок Metan появится на рабочем столе и в меню «Пуск» (там же – это руководство). Удаляется программа как обычно: «Параметры → Приложения → Metan → Удалить».</w:t>
+      </w:r>
+    </w:p>
+    <w:p>
+      <w:pPr>
+        <w:spacing w:after="120" w:line="300"/>
+      </w:pPr>
+      <w:r>
+        <w:t xml:space="preserve">Результаты расчётов по умолчанию сохраняются в папку «Документы\Metan»; другую папку можно выбрать в правой колонке, программа её запомнит.</w:t>
       </w:r>
     </w:p>
     <w:p>
@@ -791,7 +871,7 @@
         <w:spacing w:after="120" w:before="280"/>
       </w:pPr>
       <w:r>
-        <w:t xml:space="preserve">2.2. Запуск через Python</w:t>
+        <w:t xml:space="preserve">2.2. Готовая программа без установки (архив)</w:t>
       </w:r>
     </w:p>
     <w:p>
@@ -804,7 +884,7 @@
         <w:spacing w:after="60" w:line="280"/>
       </w:pPr>
       <w:r>
-        <w:t xml:space="preserve">Установите Python 3.9 или новее с python.org, при установке отметьте «Add python.exe to PATH».</w:t>
+        <w:t xml:space="preserve">Скачайте архив Metan-windows (со страницы сборки GitHub Actions или от автора).</w:t>
       </w:r>
     </w:p>
     <w:p>
@@ -817,7 +897,7 @@
         <w:spacing w:after="60" w:line="280"/>
       </w:pPr>
       <w:r>
-        <w:t xml:space="preserve">Запустите install.bat – он установит нужные библиотеки (numpy, numba, matplotlib, customtkinter, python-docx).</w:t>
+        <w:t xml:space="preserve">Распакуйте его целиком в любую папку, например C:\Metan. Рядом с Metan.exe должна лежать папка _internal – без неё программа не запустится.</w:t>
       </w:r>
     </w:p>
     <w:p>
@@ -830,7 +910,20 @@
         <w:spacing w:after="60" w:line="280"/>
       </w:pPr>
       <w:r>
-        <w:t xml:space="preserve">Запускайте run_gui.bat (новая программа) или run_gui_classic.bat (прежняя).</w:t>
+        <w:t xml:space="preserve">Запустите Metan.exe. Если Windows покажет «Windows защитила ваш компьютер», нажмите «Подробнее» → «Выполнить в любом случае» (программа не подписана цифровой подписью).</w:t>
+      </w:r>
+    </w:p>
+    <w:p>
+      <w:pPr>
+        <w:pStyle w:val="ListParagraph"/>
+        <w:numPr>
+          <w:ilvl w:val="0"/>
+          <w:numId w:val="4"/>
+        </w:numPr>
+        <w:spacing w:after="60" w:line="280"/>
+      </w:pPr>
+      <w:r>
+        <w:t xml:space="preserve">Чтобы создать ярлык с ракетой на рабочем столе, запустите create_shortcut.bat из той же папки.</w:t>
       </w:r>
     </w:p>
     <w:p>
@@ -839,7 +932,55 @@
         <w:spacing w:after="120" w:before="280"/>
       </w:pPr>
       <w:r>
-        <w:t xml:space="preserve">2.3. Заставка и первый запуск</w:t>
+        <w:t xml:space="preserve">2.3. Запуск через Python</w:t>
+      </w:r>
+    </w:p>
+    <w:p>
+      <w:pPr>
+        <w:pStyle w:val="ListParagraph"/>
+        <w:numPr>
+          <w:ilvl w:val="0"/>
+          <w:numId w:val="5"/>
+        </w:numPr>
+        <w:spacing w:after="60" w:line="280"/>
+      </w:pPr>
+      <w:r>
+        <w:t xml:space="preserve">Установите Python 3.9 или новее с python.org, при установке отметьте «Add python.exe to PATH».</w:t>
+      </w:r>
+    </w:p>
+    <w:p>
+      <w:pPr>
+        <w:pStyle w:val="ListParagraph"/>
+        <w:numPr>
+          <w:ilvl w:val="0"/>
+          <w:numId w:val="5"/>
+        </w:numPr>
+        <w:spacing w:after="60" w:line="280"/>
+      </w:pPr>
+      <w:r>
+        <w:t xml:space="preserve">Запустите install.bat – он установит нужные библиотеки (numpy, numba, matplotlib, customtkinter, python-docx).</w:t>
+      </w:r>
+    </w:p>
+    <w:p>
+      <w:pPr>
+        <w:pStyle w:val="ListParagraph"/>
+        <w:numPr>
+          <w:ilvl w:val="0"/>
+          <w:numId w:val="5"/>
+        </w:numPr>
+        <w:spacing w:after="60" w:line="280"/>
+      </w:pPr>
+      <w:r>
+        <w:t xml:space="preserve">Запускайте run_gui.bat (новая программа) или run_gui_classic.bat (прежняя).</w:t>
+      </w:r>
+    </w:p>
+    <w:p>
+      <w:pPr>
+        <w:pStyle w:val="Heading2"/>
+        <w:spacing w:after="120" w:before="280"/>
+      </w:pPr>
+      <w:r>
+        <w:t xml:space="preserve">2.4. Заставка и первый запуск</w:t>
       </w:r>
     </w:p>
     <w:p>
@@ -6738,7 +6879,7 @@
         <w:pStyle w:val="ListParagraph"/>
         <w:numPr>
           <w:ilvl w:val="0"/>
-          <w:numId w:val="5"/>
+          <w:numId w:val="6"/>
         </w:numPr>
         <w:spacing w:after="60" w:line="280"/>
       </w:pPr>
@@ -6751,7 +6892,7 @@
         <w:pStyle w:val="ListParagraph"/>
         <w:numPr>
           <w:ilvl w:val="0"/>
-          <w:numId w:val="5"/>
+          <w:numId w:val="6"/>
         </w:numPr>
         <w:spacing w:after="60" w:line="280"/>
       </w:pPr>
@@ -6764,7 +6905,7 @@
         <w:pStyle w:val="ListParagraph"/>
         <w:numPr>
           <w:ilvl w:val="0"/>
-          <w:numId w:val="5"/>
+          <w:numId w:val="6"/>
         </w:numPr>
         <w:spacing w:after="60" w:line="280"/>
       </w:pPr>
@@ -6794,7 +6935,7 @@
         <w:spacing w:after="120" w:line="300"/>
       </w:pPr>
       <w:r>
-        <w:t xml:space="preserve">Как и программа на Фортране, Metan записывает два текстовых файла в папку результатов (по умолчанию – папка </w:t>
+        <w:t xml:space="preserve">Как и программа на Фортране, Metan записывает два текстовых файла в папку результатов (у установленной программы по умолчанию – «Документы\Metan», при запуске из исходников – папка </w:t>
       </w:r>
       <w:r>
         <w:rPr>
@@ -6806,7 +6947,7 @@
         <w:t xml:space="preserve">results</w:t>
       </w:r>
       <w:r>
-        <w:t xml:space="preserve"> рядом с программой; путь меняется в правой колонке кнопкой «…»). Посмотреть их можно на вкладке «Файлы .dat», открыть папку – кнопкой «Открыть папку».</w:t>
+        <w:t xml:space="preserve">; путь меняется в правой колонке кнопкой «…»). Посмотреть их можно на вкладке «Файлы .dat», открыть папку – кнопкой «Открыть папку».</w:t>
       </w:r>
     </w:p>
     <w:p>
@@ -6969,7 +7110,7 @@
                 <w:sz w:val="19"/>
                 <w:szCs w:val="19"/>
               </w:rPr>
-              <w:t xml:space="preserve">Для каждого варианта: номер (RASHET N); P, α, KM, BETA, расходы Ms, Mok, Mgor (кг/с), скорости Vgor, Vok, Vokr, Vcmw (м/с), плотности ROg, ROok; номера узлов сетки; геометрия в метрах (Dks, Lks, Lkd, Dkr, tgY, Dprk, Lprk, Dook, DELOK, DOGOR, DELGOR, Dcmw, Lpriw), площади Fod, Fcmb, Fgor, коэффициент Kwosp; число итераций NITER; коэффициент полноты сгорания KOEF Fkomp (OK – по окислителю, GOR – по горючему).</w:t>
+              <w:t xml:space="preserve">Для каждого варианта: номер (RASHET N); P, α, KM, BETA, расходы Ms, Mok, Mgor (кг/с), скорости Vgor, Vok, Vokr, Vcmw (м/с), плотности ROg, ROok; номера узлов сетки; геометрия в метрах (Dks, Lks, Lkd, Dkr, tgY, Dprk, Lprk, Dook, DELOK, DOGOR, DELGOR, Dcmw, Lpriw), площади Fod, Fcmb, Fgor, коэффициент Kwosp; число итераций NITER; коэффициент полноты сгорания KOEF Fkomp (GOR – сгорание ограничено горючим, OK – кислородом).</w:t>
             </w:r>
           </w:p>
         </w:tc>
@@ -7033,7 +7174,7 @@
                 <w:sz w:val="19"/>
                 <w:szCs w:val="19"/>
               </w:rPr>
-              <w:t xml:space="preserve">Для каждого варианта таблица по всем узлам сетки (46×22 = 1012 строк): вихрь ω, функция тока ψ, массовые доли CH4 и O2, координаты узла X1 (вдоль оси) и X2 (радиус), м. Формат E11.3, как в Фортране; файл можно открыть в Surfer, Excel, Origin.</w:t>
+              <w:t xml:space="preserve">Для каждого варианта таблица по всем узлам сетки (46×22 = 1012 строк, сначала все точки вдоль оси при J = 1, затем J = 2 …). Столбцы: 1 – вихрь ω, 2 – функция тока ψ, 3 – массовая доля CH4, 4 – массовая доля O2, 5 – X1 (вдоль оси), 6 – X2 (радиус), м. Числа «2 3 4 5 6» в строке заголовка блока не совпадают со столбцами – так в оригинале. Формат E11.3, как в Фортране; файл можно открыть в Surfer, Excel, Origin.</w:t>
             </w:r>
           </w:p>
         </w:tc>
@@ -7100,6 +7241,174 @@
                 <w:szCs w:val="21"/>
               </w:rPr>
               <w:t xml:space="preserve">Если в варианте NITER больше заданного числа итераций (например, 2203 вместо 1000), расчёт этого варианта разошёлся (скорость где-то превысила 27000 м/с) и его результаты недостоверны. Такие варианты выделяются красным.</w:t>
+            </w:r>
+          </w:p>
+        </w:tc>
+      </w:tr>
+    </w:tbl>
+    <w:p>
+      <w:pPr>
+        <w:spacing w:after="120"/>
+      </w:pPr>
+    </w:p>
+    <w:p>
+      <w:pPr>
+        <w:pStyle w:val="Heading2"/>
+        <w:spacing w:after="120" w:before="280"/>
+      </w:pPr>
+      <w:r>
+        <w:t xml:space="preserve">5.2. Коэффициенты Fkomp и FIbeta при разных α</w:t>
+      </w:r>
+    </w:p>
+    <w:p>
+      <w:pPr>
+        <w:spacing w:after="120" w:line="300"/>
+      </w:pPr>
+      <w:r>
+        <w:t xml:space="preserve">Плашки вариантов над рабочей областью подписаны так: «α = 1.00 · Fkomp 0.968» – значение коэффициента избытка окислителя и полученный коэффициент полноты сгорания; при наведении показываются Fkomp и FIbeta с пояснением.</w:t>
+      </w:r>
+    </w:p>
+    <w:p>
+      <w:pPr>
+        <w:spacing w:after="120" w:line="300"/>
+      </w:pPr>
+      <w:r>
+        <w:rPr>
+          <w:b/>
+          <w:bCs/>
+        </w:rPr>
+        <w:t xml:space="preserve">Fkomp = √η, </w:t>
+      </w:r>
+      <w:r>
+        <w:t xml:space="preserve">где η – доля сгоревшего горючего от того, которое может сгореть: η = (Mgor − G CH4 на выходе) / min(Mgor, Mok / 3.9166). При избытке окислителя может сгореть всё горючее, при недостатке – только то, на которое хватает кислорода (реакция модели расходует 3.9166 кг O2 на 1 кг CH4). В протоколе указывается GOR, если сгорание ограничено горючим, и OK – если кислородом. Граница лежит при α = 3.9166/4 ≈ 0.98.</w:t>
+      </w:r>
+    </w:p>
+    <w:p>
+      <w:pPr>
+        <w:spacing w:after="120" w:line="300"/>
+      </w:pPr>
+      <w:r>
+        <w:rPr>
+          <w:b/>
+          <w:bCs/>
+        </w:rPr>
+        <w:t xml:space="preserve">FIbeta </w:t>
+      </w:r>
+      <w:r>
+        <w:t xml:space="preserve">– среднерасходное значение β(α местного) в выходном сечении, отнесённое к β(α). Местный α считается по элементному составу смеси.</w:t>
+      </w:r>
+    </w:p>
+    <w:p>
+      <w:pPr>
+        <w:spacing w:after="120" w:line="300"/>
+      </w:pPr>
+      <w:r>
+        <w:t xml:space="preserve">Что исправлено по сравнению с исходной программой:</w:t>
+      </w:r>
+    </w:p>
+    <w:p>
+      <w:pPr>
+        <w:pStyle w:val="ListParagraph"/>
+        <w:numPr>
+          <w:ilvl w:val="0"/>
+          <w:numId w:val="2"/>
+        </w:numPr>
+        <w:spacing w:after="60" w:line="280"/>
+      </w:pPr>
+      <w:r>
+        <w:t xml:space="preserve">при α ≤ 1 избыток горючего считался по стехиометрии 4 (CH4 + 2O2), а реакция модели – по 3.9166; из-за этого даже при полном выгорании Fkomp не мог стать равным 1;</w:t>
+      </w:r>
+    </w:p>
+    <w:p>
+      <w:pPr>
+        <w:pStyle w:val="ListParagraph"/>
+        <w:numPr>
+          <w:ilvl w:val="0"/>
+          <w:numId w:val="2"/>
+        </w:numPr>
+        <w:spacing w:after="60" w:line="280"/>
+      </w:pPr>
+      <w:r>
+        <w:t xml:space="preserve">при α &gt; 1 расход горючего брался по функции тока с эмпирической добавкой 0.013833 от центральной струи кислорода;</w:t>
+      </w:r>
+    </w:p>
+    <w:p>
+      <w:pPr>
+        <w:pStyle w:val="ListParagraph"/>
+        <w:numPr>
+          <w:ilvl w:val="0"/>
+          <w:numId w:val="2"/>
+        </w:numPr>
+        <w:spacing w:after="60" w:line="280"/>
+      </w:pPr>
+      <w:r>
+        <w:t xml:space="preserve">в FIbeta каждый из пяти продуктов сгорания пересчитывался как вся смесь продуктов, т. е. продукты учитывались в 5 раз сильнее, и местный α «прижимался» к 1. Поэтому при α &gt; 1 получалось FIbeta &gt; 1 (до 1.07), что физически невозможно.</w:t>
+      </w:r>
+    </w:p>
+    <w:p>
+      <w:pPr>
+        <w:spacing w:after="120" w:line="300"/>
+      </w:pPr>
+      <w:r>
+        <w:t xml:space="preserve">Поля течения, температуры и концентраций от выбора формул не зависят. Для побайтной сверки с Фортраном выберите в группе «Режим» «Формулы Fkomp и FIbeta» = original.</w:t>
+      </w:r>
+    </w:p>
+    <w:tbl>
+      <w:tblPr>
+        <w:tblW w:type="dxa" w:w="9638"/>
+        <w:tblBorders>
+          <w:top w:val="single" w:color="auto" w:sz="4"/>
+          <w:left w:val="single" w:color="auto" w:sz="4"/>
+          <w:bottom w:val="single" w:color="auto" w:sz="4"/>
+          <w:right w:val="single" w:color="auto" w:sz="4"/>
+          <w:insideH w:val="single" w:color="auto" w:sz="4"/>
+          <w:insideV w:val="single" w:color="auto" w:sz="4"/>
+        </w:tblBorders>
+      </w:tblPr>
+      <w:tblGrid>
+        <w:gridCol w:w="9638"/>
+      </w:tblGrid>
+      <w:tr>
+        <w:tc>
+          <w:tcPr>
+            <w:tcW w:type="dxa" w:w="9638"/>
+            <w:tcBorders>
+              <w:top w:val="single" w:color="0E7C6B" w:sz="6"/>
+              <w:left w:val="single" w:color="0E7C6B" w:sz="6"/>
+              <w:bottom w:val="single" w:color="0E7C6B" w:sz="6"/>
+              <w:right w:val="single" w:color="0E7C6B" w:sz="6"/>
+            </w:tcBorders>
+            <w:shd w:fill="EEF7F5" w:color="auto" w:val="clear"/>
+            <w:tcMar>
+              <w:top w:type="dxa" w:w="100"/>
+              <w:left w:type="dxa" w:w="160"/>
+              <w:bottom w:type="dxa" w:w="100"/>
+              <w:right w:type="dxa" w:w="160"/>
+            </w:tcMar>
+          </w:tcPr>
+          <w:p>
+            <w:pPr>
+              <w:spacing w:after="60"/>
+            </w:pPr>
+            <w:r>
+              <w:rPr>
+                <w:b/>
+                <w:bCs/>
+                <w:color w:val="0E7C6B"/>
+              </w:rPr>
+              <w:t xml:space="preserve">Ограничения модели</w:t>
+            </w:r>
+          </w:p>
+          <w:p>
+            <w:pPr>
+              <w:spacing w:after="40"/>
+            </w:pPr>
+            <w:r>
+              <w:rPr>
+                <w:sz w:val="21"/>
+                <w:szCs w:val="21"/>
+              </w:rPr>
+              <w:t xml:space="preserve">Одна брутто-реакция с фиксированным составом продуктов: при α &lt; 1 лишний метан остаётся метаном (в реальности он частично превращается в CO и H2). Аппроксимация β(α) построена примерно для 0.4 ≤ α ≤ 2.5 – за этими пределами результаты оценочные.</w:t>
             </w:r>
           </w:p>
         </w:tc>
@@ -7909,7 +8218,7 @@
         <w:spacing w:after="60" w:line="280"/>
       </w:pPr>
       <w:r>
-        <w:t xml:space="preserve">При α &gt; 1 Fkomp часто равен 1 во всей области – подбор тогда неинформативен; используйте α ≤ 1.</w:t>
+        <w:t xml:space="preserve">При большом избытке окислителя (α ≳ 1.3) горючее выгорает полностью и Fkomp = 1 почти при любой геометрии – подбор тогда мало что меняет.</w:t>
       </w:r>
     </w:p>
     <w:p>
@@ -9729,60 +10038,12 @@
         <w:pStyle w:val="ListParagraph"/>
         <w:numPr>
           <w:ilvl w:val="0"/>
-          <w:numId w:val="6"/>
+          <w:numId w:val="7"/>
         </w:numPr>
         <w:spacing w:after="60" w:line="280"/>
       </w:pPr>
       <w:r>
         <w:t xml:space="preserve">Вкладка «Серии» → параметр «DKR – Диаметр критического сечения».</w:t>
-      </w:r>
-    </w:p>
-    <w:p>
-      <w:pPr>
-        <w:pStyle w:val="ListParagraph"/>
-        <w:numPr>
-          <w:ilvl w:val="0"/>
-          <w:numId w:val="6"/>
-        </w:numPr>
-        <w:spacing w:after="60" w:line="280"/>
-      </w:pPr>
-      <w:r>
-        <w:t xml:space="preserve">Задайте диапазон, например 6–9 мм, 7 точек; нажмите «Запустить серию».</w:t>
-      </w:r>
-    </w:p>
-    <w:p>
-      <w:pPr>
-        <w:pStyle w:val="ListParagraph"/>
-        <w:numPr>
-          <w:ilvl w:val="0"/>
-          <w:numId w:val="6"/>
-        </w:numPr>
-        <w:spacing w:after="60" w:line="280"/>
-      </w:pPr>
-      <w:r>
-        <w:t xml:space="preserve">Посмотрите кривые Fkomp для каждого α; переключите «Показать» на «T на выходе» и «CH4 на выходе».</w:t>
-      </w:r>
-    </w:p>
-    <w:p>
-      <w:pPr>
-        <w:pStyle w:val="ListParagraph"/>
-        <w:numPr>
-          <w:ilvl w:val="0"/>
-          <w:numId w:val="6"/>
-        </w:numPr>
-        <w:spacing w:after="60" w:line="280"/>
-      </w:pPr>
-      <w:r>
-        <w:t xml:space="preserve">Нажмите «Отчёт Word» – серия войдёт в отчёт.</w:t>
-      </w:r>
-    </w:p>
-    <w:p>
-      <w:pPr>
-        <w:pStyle w:val="Heading2"/>
-        <w:spacing w:after="120" w:before="280"/>
-      </w:pPr>
-      <w:r>
-        <w:t xml:space="preserve">10.2. Подобрать геометрию</w:t>
       </w:r>
     </w:p>
     <w:p>
@@ -9795,7 +10056,7 @@
         <w:spacing w:after="60" w:line="280"/>
       </w:pPr>
       <w:r>
-        <w:t xml:space="preserve">Вкладка «Подбор»: α = 0.8, отметьте DKR и DELOK (или другие параметры), «Границы ±30%».</w:t>
+        <w:t xml:space="preserve">Задайте диапазон, например 6–9 мм, 7 точек; нажмите «Запустить серию».</w:t>
       </w:r>
     </w:p>
     <w:p>
@@ -9808,7 +10069,7 @@
         <w:spacing w:after="60" w:line="280"/>
       </w:pPr>
       <w:r>
-        <w:t xml:space="preserve">«Подобрать» → проверьте таблицу «было/стало» → «Применить найденные значения».</w:t>
+        <w:t xml:space="preserve">Посмотрите кривые Fkomp для каждого α; переключите «Показать» на «T на выходе» и «CH4 на выходе».</w:t>
       </w:r>
     </w:p>
     <w:p>
@@ -9821,7 +10082,7 @@
         <w:spacing w:after="60" w:line="280"/>
       </w:pPr>
       <w:r>
-        <w:t xml:space="preserve">Нажмите «Рассчитать» и проверьте новую геометрию на всех вариантах α и на вкладке «Сетка ×2».</w:t>
+        <w:t xml:space="preserve">Нажмите «Отчёт Word» – серия войдёт в отчёт.</w:t>
       </w:r>
     </w:p>
     <w:p>
@@ -9830,7 +10091,7 @@
         <w:spacing w:after="120" w:before="280"/>
       </w:pPr>
       <w:r>
-        <w:t xml:space="preserve">10.3. Проверить достоверность результата</w:t>
+        <w:t xml:space="preserve">10.2. Подобрать геометрию</w:t>
       </w:r>
     </w:p>
     <w:p>
@@ -9843,7 +10104,7 @@
         <w:spacing w:after="60" w:line="280"/>
       </w:pPr>
       <w:r>
-        <w:t xml:space="preserve">Вкладка «Сходимость»: варианты должны быть «установившимися».</w:t>
+        <w:t xml:space="preserve">Вкладка «Подбор»: α = 0.8, отметьте DKR и DELOK (или другие параметры), «Границы ±30%».</w:t>
       </w:r>
     </w:p>
     <w:p>
@@ -9856,7 +10117,7 @@
         <w:spacing w:after="60" w:line="280"/>
       </w:pPr>
       <w:r>
-        <w:t xml:space="preserve">Плашки вариантов не должны быть красными (нет расходимости).</w:t>
+        <w:t xml:space="preserve">«Подобрать» → проверьте таблицу «было/стало» → «Применить найденные значения».</w:t>
       </w:r>
     </w:p>
     <w:p>
@@ -9869,7 +10130,7 @@
         <w:spacing w:after="60" w:line="280"/>
       </w:pPr>
       <w:r>
-        <w:t xml:space="preserve">Вкладка «Сетка ×2»: отличие Fkomp – в пределах 1–2 %.</w:t>
+        <w:t xml:space="preserve">Нажмите «Рассчитать» и проверьте новую геометрию на всех вариантах α и на вкладке «Сетка ×2».</w:t>
       </w:r>
     </w:p>
     <w:p>
@@ -9878,7 +10139,7 @@
         <w:spacing w:after="120" w:before="280"/>
       </w:pPr>
       <w:r>
-        <w:t xml:space="preserve">10.4. Сравнить две конструкции</w:t>
+        <w:t xml:space="preserve">10.3. Проверить достоверность результата</w:t>
       </w:r>
     </w:p>
     <w:p>
@@ -9891,7 +10152,7 @@
         <w:spacing w:after="60" w:line="280"/>
       </w:pPr>
       <w:r>
-        <w:t xml:space="preserve">Посчитайте исходную камеру, затем измените геометрию и посчитайте снова.</w:t>
+        <w:t xml:space="preserve">Вкладка «Сходимость»: варианты должны быть «установившимися».</w:t>
       </w:r>
     </w:p>
     <w:p>
@@ -9900,6 +10161,54 @@
         <w:numPr>
           <w:ilvl w:val="0"/>
           <w:numId w:val="9"/>
+        </w:numPr>
+        <w:spacing w:after="60" w:line="280"/>
+      </w:pPr>
+      <w:r>
+        <w:t xml:space="preserve">Плашки вариантов не должны быть красными (нет расходимости).</w:t>
+      </w:r>
+    </w:p>
+    <w:p>
+      <w:pPr>
+        <w:pStyle w:val="ListParagraph"/>
+        <w:numPr>
+          <w:ilvl w:val="0"/>
+          <w:numId w:val="9"/>
+        </w:numPr>
+        <w:spacing w:after="60" w:line="280"/>
+      </w:pPr>
+      <w:r>
+        <w:t xml:space="preserve">Вкладка «Сетка ×2»: отличие Fkomp – в пределах 1–2 %.</w:t>
+      </w:r>
+    </w:p>
+    <w:p>
+      <w:pPr>
+        <w:pStyle w:val="Heading2"/>
+        <w:spacing w:after="120" w:before="280"/>
+      </w:pPr>
+      <w:r>
+        <w:t xml:space="preserve">10.4. Сравнить две конструкции</w:t>
+      </w:r>
+    </w:p>
+    <w:p>
+      <w:pPr>
+        <w:pStyle w:val="ListParagraph"/>
+        <w:numPr>
+          <w:ilvl w:val="0"/>
+          <w:numId w:val="10"/>
+        </w:numPr>
+        <w:spacing w:after="60" w:line="280"/>
+      </w:pPr>
+      <w:r>
+        <w:t xml:space="preserve">Посчитайте исходную камеру, затем измените геометрию и посчитайте снова.</w:t>
+      </w:r>
+    </w:p>
+    <w:p>
+      <w:pPr>
+        <w:pStyle w:val="ListParagraph"/>
+        <w:numPr>
+          <w:ilvl w:val="0"/>
+          <w:numId w:val="10"/>
         </w:numPr>
         <w:spacing w:after="60" w:line="280"/>
       </w:pPr>
@@ -10333,7 +10642,7 @@
                 <w:sz w:val="19"/>
                 <w:szCs w:val="19"/>
               </w:rPr>
-              <w:t xml:space="preserve">Меню → Масштаб интерфейса; при необходимости скройте панель результатов.</w:t>
+              <w:t xml:space="preserve">Меню → Масштаб интерфейса (на время перестройки окна показывается надпись «Меняю масштаб…»); при необходимости скройте панель результатов.</w:t>
             </w:r>
           </w:p>
         </w:tc>
@@ -10494,7 +10803,7 @@
                 <w:sz w:val="19"/>
                 <w:szCs w:val="19"/>
               </w:rPr>
-              <w:t xml:space="preserve">Подбор не меняет Fkomp при α &gt; 1</w:t>
+              <w:t xml:space="preserve">Подбор не меняет Fkomp при большом α</w:t>
             </w:r>
           </w:p>
         </w:tc>
@@ -10525,7 +10834,71 @@
                 <w:sz w:val="19"/>
                 <w:szCs w:val="19"/>
               </w:rPr>
-              <w:t xml:space="preserve">Fkomp уже равен 1; выполняйте подбор при α ≤ 1.</w:t>
+              <w:t xml:space="preserve">Fkomp уже равен 1 (всё горючее сгорает); подбор информативен при α около 1 и меньше.</w:t>
+            </w:r>
+          </w:p>
+        </w:tc>
+      </w:tr>
+      <w:tr>
+        <w:tc>
+          <w:tcPr>
+            <w:tcW w:type="dxa" w:w="3600"/>
+            <w:tcBorders>
+              <w:top w:val="single" w:color="D3DBD9" w:sz="4"/>
+              <w:left w:val="single" w:color="D3DBD9" w:sz="4"/>
+              <w:bottom w:val="single" w:color="D3DBD9" w:sz="4"/>
+              <w:right w:val="single" w:color="D3DBD9" w:sz="4"/>
+            </w:tcBorders>
+            <w:tcMar>
+              <w:top w:type="dxa" w:w="60"/>
+              <w:left w:type="dxa" w:w="100"/>
+              <w:bottom w:type="dxa" w:w="60"/>
+              <w:right w:type="dxa" w:w="100"/>
+            </w:tcMar>
+          </w:tcPr>
+          <w:p>
+            <w:pPr>
+              <w:spacing w:after="0"/>
+            </w:pPr>
+            <w:r>
+              <w:rPr>
+                <w:b w:val="false"/>
+                <w:bCs w:val="false"/>
+                <w:sz w:val="19"/>
+                <w:szCs w:val="19"/>
+              </w:rPr>
+              <w:t xml:space="preserve">Fkomp и FIbeta отличаются от результатов Фортрана</w:t>
+            </w:r>
+          </w:p>
+        </w:tc>
+        <w:tc>
+          <w:tcPr>
+            <w:tcW w:type="dxa" w:w="6038"/>
+            <w:tcBorders>
+              <w:top w:val="single" w:color="D3DBD9" w:sz="4"/>
+              <w:left w:val="single" w:color="D3DBD9" w:sz="4"/>
+              <w:bottom w:val="single" w:color="D3DBD9" w:sz="4"/>
+              <w:right w:val="single" w:color="D3DBD9" w:sz="4"/>
+            </w:tcBorders>
+            <w:tcMar>
+              <w:top w:type="dxa" w:w="60"/>
+              <w:left w:type="dxa" w:w="100"/>
+              <w:bottom w:type="dxa" w:w="60"/>
+              <w:right w:type="dxa" w:w="100"/>
+            </w:tcMar>
+          </w:tcPr>
+          <w:p>
+            <w:pPr>
+              <w:spacing w:after="0"/>
+            </w:pPr>
+            <w:r>
+              <w:rPr>
+                <w:b w:val="false"/>
+                <w:bCs w:val="false"/>
+                <w:sz w:val="19"/>
+                <w:szCs w:val="19"/>
+              </w:rPr>
+              <w:t xml:space="preserve">По умолчанию используются исправленные формулы (раздел 5.2). Для сверки с Фортраном выберите в группе «Режим» «Формулы Fkomp и FIbeta» = original.</w:t>
             </w:r>
           </w:p>
         </w:tc>
@@ -10685,7 +11058,7 @@
         <w:sz w:val="16"/>
         <w:szCs w:val="16"/>
       </w:rPr>
-      <w:t xml:space="preserve">Metan 1.1.0 – руководство пользователя</w:t>
+      <w:t xml:space="preserve">Metan 1.2.0 – руководство пользователя</w:t>
     </w:r>
   </w:p>
 </w:hdr>
@@ -10862,6 +11235,18 @@
     </w:lvl>
   </w:abstractNum>
   <w:abstractNum w:abstractNumId="9" w15:restartNumberingAfterBreak="0">
+    <w:multiLevelType w:val="hybridMultilevel"/>
+    <w:lvl w:ilvl="0" w15:tentative="1">
+      <w:start w:val="1"/>
+      <w:numFmt w:val="decimal"/>
+      <w:lvlText w:val="%1."/>
+      <w:lvlJc w:val="left"/>
+      <w:pPr>
+        <w:ind w:left="540" w:hanging="320"/>
+      </w:pPr>
+    </w:lvl>
+  </w:abstractNum>
+  <w:abstractNum w:abstractNumId="10" w15:restartNumberingAfterBreak="0">
     <w:multiLevelType w:val="hybridMultilevel"/>
     <w:lvl w:ilvl="0" w15:tentative="1">
       <w:start w:val="1"/>
@@ -10923,6 +11308,12 @@
   </w:num>
   <w:num w:numId="9">
     <w:abstractNumId w:val="9"/>
+    <w:lvlOverride w:ilvl="0">
+      <w:startOverride w:val="1"/>
+    </w:lvlOverride>
+  </w:num>
+  <w:num w:numId="10">
+    <w:abstractNumId w:val="10"/>
     <w:lvlOverride w:ilvl="0">
       <w:startOverride w:val="1"/>
     </w:lvlOverride>

--- a/docs/Metan_Руководство_пользователя.docx
+++ b/docs/Metan_Руководство_пользователя.docx
@@ -8081,7 +8081,7 @@
         <w:spacing w:after="60" w:line="280"/>
       </w:pPr>
       <w:r>
-        <w:t xml:space="preserve">Под графиком – таблица значений; «расх.» и красный цвет – расчёт разошёлся, «ошибка» – недопустимая геометрия.</w:t>
+        <w:t xml:space="preserve">Под графиком – таблица значений (шрифт следует масштабу интерфейса). Границу между графиком и таблицей можно перетаскивать мышью; в низком окне таблица встаёт справа от графика. Кнопка «Копировать в Excel» (или Ctrl+C в таблице) копирует таблицу – её можно сразу вставить в Excel. «расх.» и красный цвет – расчёт разошёлся, «ошибка» – недопустимая геометрия.</w:t>
       </w:r>
     </w:p>
     <w:p>
@@ -8179,7 +8179,7 @@
         <w:spacing w:after="60" w:line="280"/>
       </w:pPr>
       <w:r>
-        <w:t xml:space="preserve">Автоматический подбор геометрии на максимум Fkomp при заданном α. Отметьте параметры, которые можно менять, и задайте для каждого границы (кнопка «Границы ±30%» заполняет их от текущих значений).</w:t>
+        <w:t xml:space="preserve">Автоматический подбор геометрии на максимум Fkomp при заданном α. Можно подбирать Dkr, Dcmw, DOGOR, DELGOR, Dprk (диаметр предкамеры), Dook, DELOK, Dks, Lprk, Lks и tgY. Отметьте параметры, которые можно менять, и задайте для каждого границы (кнопка «Границы ±30%» заполняет их от текущих значений).</w:t>
       </w:r>
     </w:p>
     <w:p>
